--- a/Наладчик контрольно-измерительных приборов и автоматики/повышение квалификации 14919 Наладчик контрольно-измерительных приборов и автоматики/Лекции МДК 01.01  04 Методы и средства проверки правильности монтажа электрических и трубных проводок.docx
+++ b/Наладчик контрольно-измерительных приборов и автоматики/повышение квалификации 14919 Наладчик контрольно-измерительных приборов и автоматики/Лекции МДК 01.01  04 Методы и средства проверки правильности монтажа электрических и трубных проводок.docx
@@ -29,7 +29,7 @@
           <w:i/>
           <w:sz w:val="28"/>
         </w:rPr>
-        <w:t>(повышения квалификации на 6-7 разряды)</w:t>
+        <w:t>Для профессии 14919 «Наладчик контрольно-измерительных приборов и автоматики» (повышения квалификации на 6-7 разряды)</w:t>
       </w:r>
     </w:p>
     <w:p>

--- a/Наладчик контрольно-измерительных приборов и автоматики/повышение квалификации 14919 Наладчик контрольно-измерительных приборов и автоматики/Лекции МДК 01.01  04 Методы и средства проверки правильности монтажа электрических и трубных проводок.docx
+++ b/Наладчик контрольно-измерительных приборов и автоматики/повышение квалификации 14919 Наладчик контрольно-измерительных приборов и автоматики/Лекции МДК 01.01  04 Методы и средства проверки правильности монтажа электрических и трубных проводок.docx
@@ -291,6 +291,878 @@
       <w:pPr>
         <w:spacing w:before="240" w:after="120" w:line="360" w:lineRule="auto"/>
       </w:pPr>
+    </w:p>
+    <w:p/>
+    <w:tbl>
+      <w:tblPr>
+        <w:tblStyle w:val="TableGrid"/>
+        <w:tblW w:type="auto" w:w="0"/>
+        <w:jc w:val="center"/>
+        <w:tblLook w:firstColumn="1" w:firstRow="1" w:lastColumn="0" w:lastRow="0" w:noHBand="0" w:noVBand="1" w:val="04A0"/>
+      </w:tblPr>
+      <w:tblGrid>
+        <w:gridCol w:w="1871"/>
+        <w:gridCol w:w="1871"/>
+        <w:gridCol w:w="1871"/>
+        <w:gridCol w:w="1871"/>
+        <w:gridCol w:w="1871"/>
+      </w:tblGrid>
+      <w:tr>
+        <w:tc>
+          <w:tcPr>
+            <w:tcW w:type="dxa" w:w="1871"/>
+          </w:tcPr>
+          <w:p>
+            <w:pPr>
+              <w:jc w:val="center"/>
+            </w:pPr>
+            <w:r>
+              <w:rPr>
+                <w:b/>
+                <w:sz w:val="18"/>
+              </w:rPr>
+              <w:t>Тип проводки</w:t>
+            </w:r>
+          </w:p>
+        </w:tc>
+        <w:tc>
+          <w:tcPr>
+            <w:tcW w:type="dxa" w:w="1871"/>
+          </w:tcPr>
+          <w:p>
+            <w:pPr>
+              <w:jc w:val="center"/>
+            </w:pPr>
+            <w:r>
+              <w:rPr>
+                <w:b/>
+                <w:sz w:val="18"/>
+              </w:rPr>
+              <w:t>Среда</w:t>
+            </w:r>
+          </w:p>
+        </w:tc>
+        <w:tc>
+          <w:tcPr>
+            <w:tcW w:type="dxa" w:w="1871"/>
+          </w:tcPr>
+          <w:p>
+            <w:pPr>
+              <w:jc w:val="center"/>
+            </w:pPr>
+            <w:r>
+              <w:rPr>
+                <w:b/>
+                <w:sz w:val="18"/>
+              </w:rPr>
+              <w:t>Давление испытания</w:t>
+            </w:r>
+          </w:p>
+        </w:tc>
+        <w:tc>
+          <w:tcPr>
+            <w:tcW w:type="dxa" w:w="1871"/>
+          </w:tcPr>
+          <w:p>
+            <w:pPr>
+              <w:jc w:val="center"/>
+            </w:pPr>
+            <w:r>
+              <w:rPr>
+                <w:b/>
+                <w:sz w:val="18"/>
+              </w:rPr>
+              <w:t>Время выдержки</w:t>
+            </w:r>
+          </w:p>
+        </w:tc>
+        <w:tc>
+          <w:tcPr>
+            <w:tcW w:type="dxa" w:w="1871"/>
+          </w:tcPr>
+          <w:p>
+            <w:pPr>
+              <w:jc w:val="center"/>
+            </w:pPr>
+            <w:r>
+              <w:rPr>
+                <w:b/>
+                <w:sz w:val="18"/>
+              </w:rPr>
+              <w:t>Допустимое падение давления</w:t>
+            </w:r>
+          </w:p>
+        </w:tc>
+      </w:tr>
+      <w:tr>
+        <w:tc>
+          <w:tcPr>
+            <w:tcW w:type="dxa" w:w="1871"/>
+          </w:tcPr>
+          <w:p>
+            <w:r>
+              <w:rPr>
+                <w:sz w:val="18"/>
+              </w:rPr>
+              <w:t>Импульсные линии давления</w:t>
+            </w:r>
+          </w:p>
+        </w:tc>
+        <w:tc>
+          <w:tcPr>
+            <w:tcW w:type="dxa" w:w="1871"/>
+          </w:tcPr>
+          <w:p>
+            <w:r>
+              <w:rPr>
+                <w:sz w:val="18"/>
+              </w:rPr>
+              <w:t>Воздух</w:t>
+            </w:r>
+          </w:p>
+        </w:tc>
+        <w:tc>
+          <w:tcPr>
+            <w:tcW w:type="dxa" w:w="1871"/>
+          </w:tcPr>
+          <w:p>
+            <w:r>
+              <w:rPr>
+                <w:sz w:val="18"/>
+              </w:rPr>
+              <w:t>1,25 × Рраб</w:t>
+            </w:r>
+          </w:p>
+        </w:tc>
+        <w:tc>
+          <w:tcPr>
+            <w:tcW w:type="dxa" w:w="1871"/>
+          </w:tcPr>
+          <w:p>
+            <w:r>
+              <w:rPr>
+                <w:sz w:val="18"/>
+              </w:rPr>
+              <w:t>10 мин</w:t>
+            </w:r>
+          </w:p>
+        </w:tc>
+        <w:tc>
+          <w:tcPr>
+            <w:tcW w:type="dxa" w:w="1871"/>
+          </w:tcPr>
+          <w:p>
+            <w:r>
+              <w:rPr>
+                <w:sz w:val="18"/>
+              </w:rPr>
+              <w:t>Не более 0,5%</w:t>
+            </w:r>
+          </w:p>
+        </w:tc>
+      </w:tr>
+      <w:tr>
+        <w:tc>
+          <w:tcPr>
+            <w:tcW w:type="dxa" w:w="1871"/>
+          </w:tcPr>
+          <w:p>
+            <w:r>
+              <w:rPr>
+                <w:sz w:val="18"/>
+              </w:rPr>
+              <w:t>Линии подачи питания (воздух)</w:t>
+            </w:r>
+          </w:p>
+        </w:tc>
+        <w:tc>
+          <w:tcPr>
+            <w:tcW w:type="dxa" w:w="1871"/>
+          </w:tcPr>
+          <w:p>
+            <w:r>
+              <w:rPr>
+                <w:sz w:val="18"/>
+              </w:rPr>
+              <w:t>Воздух</w:t>
+            </w:r>
+          </w:p>
+        </w:tc>
+        <w:tc>
+          <w:tcPr>
+            <w:tcW w:type="dxa" w:w="1871"/>
+          </w:tcPr>
+          <w:p>
+            <w:r>
+              <w:rPr>
+                <w:sz w:val="18"/>
+              </w:rPr>
+              <w:t>1,25 × Рраб</w:t>
+            </w:r>
+          </w:p>
+        </w:tc>
+        <w:tc>
+          <w:tcPr>
+            <w:tcW w:type="dxa" w:w="1871"/>
+          </w:tcPr>
+          <w:p>
+            <w:r>
+              <w:rPr>
+                <w:sz w:val="18"/>
+              </w:rPr>
+              <w:t>10 мин</w:t>
+            </w:r>
+          </w:p>
+        </w:tc>
+        <w:tc>
+          <w:tcPr>
+            <w:tcW w:type="dxa" w:w="1871"/>
+          </w:tcPr>
+          <w:p>
+            <w:r>
+              <w:rPr>
+                <w:sz w:val="18"/>
+              </w:rPr>
+              <w:t>Не более 1%</w:t>
+            </w:r>
+          </w:p>
+        </w:tc>
+      </w:tr>
+      <w:tr>
+        <w:tc>
+          <w:tcPr>
+            <w:tcW w:type="dxa" w:w="1871"/>
+          </w:tcPr>
+          <w:p>
+            <w:r>
+              <w:rPr>
+                <w:sz w:val="18"/>
+              </w:rPr>
+              <w:t>Импульсные линии (агрессивные среды)</w:t>
+            </w:r>
+          </w:p>
+        </w:tc>
+        <w:tc>
+          <w:tcPr>
+            <w:tcW w:type="dxa" w:w="1871"/>
+          </w:tcPr>
+          <w:p>
+            <w:r>
+              <w:rPr>
+                <w:sz w:val="18"/>
+              </w:rPr>
+              <w:t>Вода</w:t>
+            </w:r>
+          </w:p>
+        </w:tc>
+        <w:tc>
+          <w:tcPr>
+            <w:tcW w:type="dxa" w:w="1871"/>
+          </w:tcPr>
+          <w:p>
+            <w:r>
+              <w:rPr>
+                <w:sz w:val="18"/>
+              </w:rPr>
+              <w:t>1,5 × Рраб</w:t>
+            </w:r>
+          </w:p>
+        </w:tc>
+        <w:tc>
+          <w:tcPr>
+            <w:tcW w:type="dxa" w:w="1871"/>
+          </w:tcPr>
+          <w:p>
+            <w:r>
+              <w:rPr>
+                <w:sz w:val="18"/>
+              </w:rPr>
+              <w:t>15 мин</w:t>
+            </w:r>
+          </w:p>
+        </w:tc>
+        <w:tc>
+          <w:tcPr>
+            <w:tcW w:type="dxa" w:w="1871"/>
+          </w:tcPr>
+          <w:p>
+            <w:r>
+              <w:rPr>
+                <w:sz w:val="18"/>
+              </w:rPr>
+              <w:t>Не более 0,3%</w:t>
+            </w:r>
+          </w:p>
+        </w:tc>
+      </w:tr>
+      <w:tr>
+        <w:tc>
+          <w:tcPr>
+            <w:tcW w:type="dxa" w:w="1871"/>
+          </w:tcPr>
+          <w:p>
+            <w:r>
+              <w:rPr>
+                <w:sz w:val="18"/>
+              </w:rPr>
+              <w:t>Линии гидроприводов</w:t>
+            </w:r>
+          </w:p>
+        </w:tc>
+        <w:tc>
+          <w:tcPr>
+            <w:tcW w:type="dxa" w:w="1871"/>
+          </w:tcPr>
+          <w:p>
+            <w:r>
+              <w:rPr>
+                <w:sz w:val="18"/>
+              </w:rPr>
+              <w:t>Масло</w:t>
+            </w:r>
+          </w:p>
+        </w:tc>
+        <w:tc>
+          <w:tcPr>
+            <w:tcW w:type="dxa" w:w="1871"/>
+          </w:tcPr>
+          <w:p>
+            <w:r>
+              <w:rPr>
+                <w:sz w:val="18"/>
+              </w:rPr>
+              <w:t>1,25 × Рраб</w:t>
+            </w:r>
+          </w:p>
+        </w:tc>
+        <w:tc>
+          <w:tcPr>
+            <w:tcW w:type="dxa" w:w="1871"/>
+          </w:tcPr>
+          <w:p>
+            <w:r>
+              <w:rPr>
+                <w:sz w:val="18"/>
+              </w:rPr>
+              <w:t>15 мин</w:t>
+            </w:r>
+          </w:p>
+        </w:tc>
+        <w:tc>
+          <w:tcPr>
+            <w:tcW w:type="dxa" w:w="1871"/>
+          </w:tcPr>
+          <w:p>
+            <w:r>
+              <w:rPr>
+                <w:sz w:val="18"/>
+              </w:rPr>
+              <w:t>Не более 0,5%</w:t>
+            </w:r>
+          </w:p>
+        </w:tc>
+      </w:tr>
+      <w:tr>
+        <w:tc>
+          <w:tcPr>
+            <w:tcW w:type="dxa" w:w="1871"/>
+          </w:tcPr>
+          <w:p>
+            <w:r>
+              <w:rPr>
+                <w:sz w:val="18"/>
+              </w:rPr>
+              <w:t>Кабельные лотки</w:t>
+            </w:r>
+          </w:p>
+        </w:tc>
+        <w:tc>
+          <w:tcPr>
+            <w:tcW w:type="dxa" w:w="1871"/>
+          </w:tcPr>
+          <w:p>
+            <w:r>
+              <w:rPr>
+                <w:sz w:val="18"/>
+              </w:rPr>
+              <w:t>—</w:t>
+            </w:r>
+          </w:p>
+        </w:tc>
+        <w:tc>
+          <w:tcPr>
+            <w:tcW w:type="dxa" w:w="1871"/>
+          </w:tcPr>
+          <w:p>
+            <w:r>
+              <w:rPr>
+                <w:sz w:val="18"/>
+              </w:rPr>
+              <w:t>Механическая проверка</w:t>
+            </w:r>
+          </w:p>
+        </w:tc>
+        <w:tc>
+          <w:tcPr>
+            <w:tcW w:type="dxa" w:w="1871"/>
+          </w:tcPr>
+          <w:p>
+            <w:r>
+              <w:rPr>
+                <w:sz w:val="18"/>
+              </w:rPr>
+              <w:t>—</w:t>
+            </w:r>
+          </w:p>
+        </w:tc>
+        <w:tc>
+          <w:tcPr>
+            <w:tcW w:type="dxa" w:w="1871"/>
+          </w:tcPr>
+          <w:p>
+            <w:r>
+              <w:rPr>
+                <w:sz w:val="18"/>
+              </w:rPr>
+              <w:t>—</w:t>
+            </w:r>
+          </w:p>
+        </w:tc>
+      </w:tr>
+    </w:tbl>
+    <w:p>
+      <w:pPr>
+        <w:jc w:val="center"/>
+      </w:pPr>
+      <w:r>
+        <w:rPr>
+          <w:b/>
+          <w:i w:val="0"/>
+          <w:sz w:val="20"/>
+        </w:rPr>
+        <w:t>Таблица 2. Нормы испытаний трубных проводок</w:t>
+      </w:r>
+    </w:p>
+    <w:p/>
+    <w:tbl>
+      <w:tblPr>
+        <w:tblStyle w:val="TableGrid"/>
+        <w:tblW w:type="auto" w:w="0"/>
+        <w:jc w:val="center"/>
+        <w:tblLook w:firstColumn="1" w:firstRow="1" w:lastColumn="0" w:lastRow="0" w:noHBand="0" w:noVBand="1" w:val="04A0"/>
+      </w:tblPr>
+      <w:tblGrid>
+        <w:gridCol w:w="2339"/>
+        <w:gridCol w:w="2339"/>
+        <w:gridCol w:w="2339"/>
+        <w:gridCol w:w="2339"/>
+      </w:tblGrid>
+      <w:tr>
+        <w:tc>
+          <w:tcPr>
+            <w:tcW w:type="dxa" w:w="2339"/>
+          </w:tcPr>
+          <w:p>
+            <w:pPr>
+              <w:jc w:val="center"/>
+            </w:pPr>
+            <w:r>
+              <w:rPr>
+                <w:b/>
+                <w:sz w:val="18"/>
+              </w:rPr>
+              <w:t>Метод проверки</w:t>
+            </w:r>
+          </w:p>
+        </w:tc>
+        <w:tc>
+          <w:tcPr>
+            <w:tcW w:type="dxa" w:w="2339"/>
+          </w:tcPr>
+          <w:p>
+            <w:pPr>
+              <w:jc w:val="center"/>
+            </w:pPr>
+            <w:r>
+              <w:rPr>
+                <w:b/>
+                <w:sz w:val="18"/>
+              </w:rPr>
+              <w:t>Инструмент</w:t>
+            </w:r>
+          </w:p>
+        </w:tc>
+        <w:tc>
+          <w:tcPr>
+            <w:tcW w:type="dxa" w:w="2339"/>
+          </w:tcPr>
+          <w:p>
+            <w:pPr>
+              <w:jc w:val="center"/>
+            </w:pPr>
+            <w:r>
+              <w:rPr>
+                <w:b/>
+                <w:sz w:val="18"/>
+              </w:rPr>
+              <w:t>Выявляемые дефекты</w:t>
+            </w:r>
+          </w:p>
+        </w:tc>
+        <w:tc>
+          <w:tcPr>
+            <w:tcW w:type="dxa" w:w="2339"/>
+          </w:tcPr>
+          <w:p>
+            <w:pPr>
+              <w:jc w:val="center"/>
+            </w:pPr>
+            <w:r>
+              <w:rPr>
+                <w:b/>
+                <w:sz w:val="18"/>
+              </w:rPr>
+              <w:t>Норматив</w:t>
+            </w:r>
+          </w:p>
+        </w:tc>
+      </w:tr>
+      <w:tr>
+        <w:tc>
+          <w:tcPr>
+            <w:tcW w:type="dxa" w:w="2339"/>
+          </w:tcPr>
+          <w:p>
+            <w:r>
+              <w:rPr>
+                <w:sz w:val="18"/>
+              </w:rPr>
+              <w:t>Визуальный осмотр</w:t>
+            </w:r>
+          </w:p>
+        </w:tc>
+        <w:tc>
+          <w:tcPr>
+            <w:tcW w:type="dxa" w:w="2339"/>
+          </w:tcPr>
+          <w:p>
+            <w:r>
+              <w:rPr>
+                <w:sz w:val="18"/>
+              </w:rPr>
+              <w:t>—</w:t>
+            </w:r>
+          </w:p>
+        </w:tc>
+        <w:tc>
+          <w:tcPr>
+            <w:tcW w:type="dxa" w:w="2339"/>
+          </w:tcPr>
+          <w:p>
+            <w:r>
+              <w:rPr>
+                <w:sz w:val="18"/>
+              </w:rPr>
+              <w:t>Повреждения изоляции, неправильная маркировка</w:t>
+            </w:r>
+          </w:p>
+        </w:tc>
+        <w:tc>
+          <w:tcPr>
+            <w:tcW w:type="dxa" w:w="2339"/>
+          </w:tcPr>
+          <w:p>
+            <w:r>
+              <w:rPr>
+                <w:sz w:val="18"/>
+              </w:rPr>
+              <w:t>СНиП 3.05.07-85</w:t>
+            </w:r>
+          </w:p>
+        </w:tc>
+      </w:tr>
+      <w:tr>
+        <w:tc>
+          <w:tcPr>
+            <w:tcW w:type="dxa" w:w="2339"/>
+          </w:tcPr>
+          <w:p>
+            <w:r>
+              <w:rPr>
+                <w:sz w:val="18"/>
+              </w:rPr>
+              <w:t>Прозвонка цепей</w:t>
+            </w:r>
+          </w:p>
+        </w:tc>
+        <w:tc>
+          <w:tcPr>
+            <w:tcW w:type="dxa" w:w="2339"/>
+          </w:tcPr>
+          <w:p>
+            <w:r>
+              <w:rPr>
+                <w:sz w:val="18"/>
+              </w:rPr>
+              <w:t>Мультиметр</w:t>
+            </w:r>
+          </w:p>
+        </w:tc>
+        <w:tc>
+          <w:tcPr>
+            <w:tcW w:type="dxa" w:w="2339"/>
+          </w:tcPr>
+          <w:p>
+            <w:r>
+              <w:rPr>
+                <w:sz w:val="18"/>
+              </w:rPr>
+              <w:t>Обрыв, неправильное подключение</w:t>
+            </w:r>
+          </w:p>
+        </w:tc>
+        <w:tc>
+          <w:tcPr>
+            <w:tcW w:type="dxa" w:w="2339"/>
+          </w:tcPr>
+          <w:p>
+            <w:r>
+              <w:rPr>
+                <w:sz w:val="18"/>
+              </w:rPr>
+              <w:t>ГОСТ 12.2.007.0</w:t>
+            </w:r>
+          </w:p>
+        </w:tc>
+      </w:tr>
+      <w:tr>
+        <w:tc>
+          <w:tcPr>
+            <w:tcW w:type="dxa" w:w="2339"/>
+          </w:tcPr>
+          <w:p>
+            <w:r>
+              <w:rPr>
+                <w:sz w:val="18"/>
+              </w:rPr>
+              <w:t>Измерение R изоляции</w:t>
+            </w:r>
+          </w:p>
+        </w:tc>
+        <w:tc>
+          <w:tcPr>
+            <w:tcW w:type="dxa" w:w="2339"/>
+          </w:tcPr>
+          <w:p>
+            <w:r>
+              <w:rPr>
+                <w:sz w:val="18"/>
+              </w:rPr>
+              <w:t>Мегаомметр</w:t>
+            </w:r>
+          </w:p>
+        </w:tc>
+        <w:tc>
+          <w:tcPr>
+            <w:tcW w:type="dxa" w:w="2339"/>
+          </w:tcPr>
+          <w:p>
+            <w:r>
+              <w:rPr>
+                <w:sz w:val="18"/>
+              </w:rPr>
+              <w:t>Снижение сопротивления изоляции</w:t>
+            </w:r>
+          </w:p>
+        </w:tc>
+        <w:tc>
+          <w:tcPr>
+            <w:tcW w:type="dxa" w:w="2339"/>
+          </w:tcPr>
+          <w:p>
+            <w:r>
+              <w:rPr>
+                <w:sz w:val="18"/>
+              </w:rPr>
+              <w:t>ПУЭ, гл. 1.8</w:t>
+            </w:r>
+          </w:p>
+        </w:tc>
+      </w:tr>
+      <w:tr>
+        <w:tc>
+          <w:tcPr>
+            <w:tcW w:type="dxa" w:w="2339"/>
+          </w:tcPr>
+          <w:p>
+            <w:r>
+              <w:rPr>
+                <w:sz w:val="18"/>
+              </w:rPr>
+              <w:t>Проверка фазировки</w:t>
+            </w:r>
+          </w:p>
+        </w:tc>
+        <w:tc>
+          <w:tcPr>
+            <w:tcW w:type="dxa" w:w="2339"/>
+          </w:tcPr>
+          <w:p>
+            <w:r>
+              <w:rPr>
+                <w:sz w:val="18"/>
+              </w:rPr>
+              <w:t>Фазоуказатель</w:t>
+            </w:r>
+          </w:p>
+        </w:tc>
+        <w:tc>
+          <w:tcPr>
+            <w:tcW w:type="dxa" w:w="2339"/>
+          </w:tcPr>
+          <w:p>
+            <w:r>
+              <w:rPr>
+                <w:sz w:val="18"/>
+              </w:rPr>
+              <w:t>Нарушение чередования фаз</w:t>
+            </w:r>
+          </w:p>
+        </w:tc>
+        <w:tc>
+          <w:tcPr>
+            <w:tcW w:type="dxa" w:w="2339"/>
+          </w:tcPr>
+          <w:p>
+            <w:r>
+              <w:rPr>
+                <w:sz w:val="18"/>
+              </w:rPr>
+              <w:t>ПУЭ, гл. 1.8</w:t>
+            </w:r>
+          </w:p>
+        </w:tc>
+      </w:tr>
+      <w:tr>
+        <w:tc>
+          <w:tcPr>
+            <w:tcW w:type="dxa" w:w="2339"/>
+          </w:tcPr>
+          <w:p>
+            <w:r>
+              <w:rPr>
+                <w:sz w:val="18"/>
+              </w:rPr>
+              <w:t>Испытание повышенным напряжением</w:t>
+            </w:r>
+          </w:p>
+        </w:tc>
+        <w:tc>
+          <w:tcPr>
+            <w:tcW w:type="dxa" w:w="2339"/>
+          </w:tcPr>
+          <w:p>
+            <w:r>
+              <w:rPr>
+                <w:sz w:val="18"/>
+              </w:rPr>
+              <w:t>Установка АИИ-70</w:t>
+            </w:r>
+          </w:p>
+        </w:tc>
+        <w:tc>
+          <w:tcPr>
+            <w:tcW w:type="dxa" w:w="2339"/>
+          </w:tcPr>
+          <w:p>
+            <w:r>
+              <w:rPr>
+                <w:sz w:val="18"/>
+              </w:rPr>
+              <w:t>Пробой изоляции</w:t>
+            </w:r>
+          </w:p>
+        </w:tc>
+        <w:tc>
+          <w:tcPr>
+            <w:tcW w:type="dxa" w:w="2339"/>
+          </w:tcPr>
+          <w:p>
+            <w:r>
+              <w:rPr>
+                <w:sz w:val="18"/>
+              </w:rPr>
+              <w:t>ПУЭ, табл. 1.8.37</w:t>
+            </w:r>
+          </w:p>
+        </w:tc>
+      </w:tr>
+    </w:tbl>
+    <w:p>
+      <w:pPr>
+        <w:jc w:val="center"/>
+      </w:pPr>
+      <w:r>
+        <w:rPr>
+          <w:b/>
+          <w:i w:val="0"/>
+          <w:sz w:val="20"/>
+        </w:rPr>
+        <w:t>Таблица 1. Методы проверки электрических проводок</w:t>
+      </w:r>
+    </w:p>
+    <w:p/>
+    <w:p>
+      <w:pPr>
+        <w:jc w:val="center"/>
+      </w:pPr>
+      <w:r>
+        <w:drawing>
+          <wp:inline xmlns:a="http://schemas.openxmlformats.org/drawingml/2006/main" xmlns:pic="http://schemas.openxmlformats.org/drawingml/2006/picture">
+            <wp:extent cx="4572000" cy="2712987"/>
+            <wp:docPr id="1" name="Picture 1"/>
+            <wp:cNvGraphicFramePr>
+              <a:graphicFrameLocks noChangeAspect="1"/>
+            </wp:cNvGraphicFramePr>
+            <a:graphic>
+              <a:graphicData uri="http://schemas.openxmlformats.org/drawingml/2006/picture">
+                <pic:pic>
+                  <pic:nvPicPr>
+                    <pic:cNvPr id="0" name="kpk_mdk04.png"/>
+                    <pic:cNvPicPr/>
+                  </pic:nvPicPr>
+                  <pic:blipFill>
+                    <a:blip r:embed="rId9"/>
+                    <a:stretch>
+                      <a:fillRect/>
+                    </a:stretch>
+                  </pic:blipFill>
+                  <pic:spPr>
+                    <a:xfrm>
+                      <a:off x="0" y="0"/>
+                      <a:ext cx="4572000" cy="2712987"/>
+                    </a:xfrm>
+                    <a:prstGeom prst="rect"/>
+                  </pic:spPr>
+                </pic:pic>
+              </a:graphicData>
+            </a:graphic>
+          </wp:inline>
+        </w:drawing>
+      </w:r>
+    </w:p>
+    <w:p>
+      <w:pPr>
+        <w:jc w:val="center"/>
+      </w:pPr>
+      <w:r>
+        <w:rPr>
+          <w:b w:val="0"/>
+          <w:i/>
+          <w:sz w:val="20"/>
+        </w:rPr>
+        <w:t>Рисунок 1. Эффективность методов проверки монтажа проводок</w:t>
+      </w:r>
     </w:p>
     <w:p>
       <w:pPr>
